--- a/public/templates/template_notificacion_colectivos.docx
+++ b/public/templates/template_notificacion_colectivos.docx
@@ -540,7 +540,7 @@
       </w:tblGrid>
       <w:tr>
         <w:trPr>
-          <w:trHeight w:val="487"/>
+          <w:trHeight w:val="1050" w:hRule="exact"/>
         </w:trPr>
         <w:tc>
           <w:tcPr>
@@ -914,7 +914,7 @@
       </w:tr>
       <w:tr>
         <w:trPr>
-          <w:trHeight w:val="384"/>
+          <w:trHeight w:val="750" w:hRule="exact"/>
         </w:trPr>
         <w:tc>
           <w:tcPr>

--- a/public/templates/template_notificacion_colectivos.docx
+++ b/public/templates/template_notificacion_colectivos.docx
@@ -540,7 +540,7 @@
       </w:tblGrid>
       <w:tr>
         <w:trPr>
-          <w:trHeight w:val="1050" w:hRule="exact"/>
+          <w:trHeight w:hRule="exact" w:val="1050"/>
         </w:trPr>
         <w:tc>
           <w:tcPr>
@@ -914,7 +914,7 @@
       </w:tr>
       <w:tr>
         <w:trPr>
-          <w:trHeight w:val="750" w:hRule="exact"/>
+          <w:trHeight w:hRule="exact" w:val="750"/>
         </w:trPr>
         <w:tc>
           <w:tcPr>
@@ -1494,7 +1494,7 @@
     <w:tbl>
       <w:tblPr>
         <w:tblStyle w:val="TableNormal"/>
-        <w:tblW w:w="0" w:type="auto"/>
+        <w:tblW w:w="13650" w:type="dxa"/>
         <w:tblInd w:w="67" w:type="dxa"/>
         <w:tblBorders>
           <w:top w:val="single" w:sz="6" w:space="0" w:color="000000"/>
@@ -1508,17 +1508,17 @@
         <w:tblLook w:val="01E0" w:firstRow="1" w:lastRow="1" w:firstColumn="1" w:lastColumn="1" w:noHBand="0" w:noVBand="0"/>
       </w:tblPr>
       <w:tblGrid>
-        <w:gridCol w:w="3413"/>
-        <w:gridCol w:w="5305"/>
-        <w:gridCol w:w="5069"/>
+        <w:gridCol w:w="3378"/>
+        <w:gridCol w:w="5253"/>
+        <w:gridCol w:w="5019"/>
       </w:tblGrid>
       <w:tr>
         <w:trPr>
-          <w:trHeight w:val="369"/>
+          <w:trHeight w:val="216"/>
         </w:trPr>
         <w:tc>
           <w:tcPr>
-            <w:tcW w:w="3413" w:type="dxa"/>
+            <w:tcW w:w="3378" w:type="dxa"/>
             <w:shd w:val="clear" w:color="auto" w:fill="DDEBF7"/>
           </w:tcPr>
           <w:p>
@@ -1608,7 +1608,7 @@
         </w:tc>
         <w:tc>
           <w:tcPr>
-            <w:tcW w:w="5305" w:type="dxa"/>
+            <w:tcW w:w="5253" w:type="dxa"/>
             <w:shd w:val="clear" w:color="auto" w:fill="DDEBF7"/>
           </w:tcPr>
           <w:p>
@@ -1700,7 +1700,7 @@
         </w:tc>
         <w:tc>
           <w:tcPr>
-            <w:tcW w:w="5069" w:type="dxa"/>
+            <w:tcW w:w="5019" w:type="dxa"/>
             <w:shd w:val="clear" w:color="auto" w:fill="DDEBF7"/>
           </w:tcPr>
           <w:p>
@@ -1805,11 +1805,11 @@
       </w:tr>
       <w:tr>
         <w:trPr>
-          <w:trHeight w:hRule="exact" w:val="1433"/>
+          <w:trHeight w:hRule="exact" w:val="841"/>
         </w:trPr>
         <w:tc>
           <w:tcPr>
-            <w:tcW w:w="3413" w:type="dxa"/>
+            <w:tcW w:w="3378" w:type="dxa"/>
           </w:tcPr>
           <w:p>
             <w:pPr>
@@ -1825,7 +1825,7 @@
         </w:tc>
         <w:tc>
           <w:tcPr>
-            <w:tcW w:w="5305" w:type="dxa"/>
+            <w:tcW w:w="5253" w:type="dxa"/>
           </w:tcPr>
           <w:p>
             <w:pPr>
@@ -1841,7 +1841,7 @@
         </w:tc>
         <w:tc>
           <w:tcPr>
-            <w:tcW w:w="5069" w:type="dxa"/>
+            <w:tcW w:w="5019" w:type="dxa"/>
           </w:tcPr>
           <w:p>
             <w:pPr>
